--- a/example_articles/states/Texas/4.states_Texas_Other_publisher.docx
+++ b/example_articles/states/Texas/4.states_Texas_Other_publisher.docx
@@ -29,17 +29,17 @@
     </w:p>
     <w:p>
       <w:r>
-        <w:t>Source File: Other publishers/Files (500) (16).DOCX</w:t>
+        <w:t>Source file: Other publishers/Files (500) (16).DOCX</w:t>
       </w:r>
     </w:p>
     <w:p>
       <w:r>
-        <w:t>Raw locations result: ['Texas']</w:t>
+        <w:t>Raw locations result, 'locations': ['Texas']</w:t>
       </w:r>
     </w:p>
     <w:p>
       <w:r>
-        <w:t>states_stand_flat (Standardized): Texas</w:t>
+        <w:t>Standardized locations result, 'states_stand_flat': Texas</w:t>
       </w:r>
     </w:p>
     <w:p>

--- a/example_articles/states/Texas/4.states_Texas_Other_publisher.docx
+++ b/example_articles/states/Texas/4.states_Texas_Other_publisher.docx
@@ -7,9 +7,9 @@
         <w:pStyle w:val="Heading1"/>
       </w:pPr>
       <w:r>
-        <w:t>How budget wars playing at home;</w:t>
+        <w:t>Texas school earns its 'cool';</w:t>
         <w:br/>
-        <w:t>In St. Louis, a revolt brewing</w:t>
+        <w:t>District sees hope in fairer funding plan</w:t>
       </w:r>
     </w:p>
     <w:p>
@@ -19,17 +19,17 @@
     </w:p>
     <w:p>
       <w:r>
-        <w:t>Date: 1990-09-13</w:t>
+        <w:t>Date: 1990-08-28</w:t>
       </w:r>
     </w:p>
     <w:p>
       <w:r>
-        <w:t>Section: NEWS; Pg. 8A</w:t>
+        <w:t>Section: NEWS; Pg. 3A</w:t>
       </w:r>
     </w:p>
     <w:p>
       <w:r>
-        <w:t>Source file: Other publishers/Files (500) (16).DOCX</w:t>
+        <w:t>Source file: Other publishers/Files (500) (25).DOCX</w:t>
       </w:r>
     </w:p>
     <w:p>
@@ -51,39 +51,73 @@
     </w:p>
     <w:p>
       <w:r>
-        <w:t>Beer drinkers living in the shadow of the Anheuser-Busch brewery are taking a stand over their six-packs.</w:t>
+        <w:t>A red-and-white banner boasting ''This School is Cool'' over the entrance to Edgewood High will have new meaning to the 1,200 students arriving for the start of classes today.</w:t>
         <w:br/>
-        <w:t>''It's not like they're taxing milk or bread, but beer is sort of like the poor man's psychiatrist,'' says Don Jefferson, 52, a truck driver.</w:t>
+        <w:t>Built in 1954, Edgewood is getting its first air conditioning, and just in time: Today's forecast is for a high near 98.</w:t>
         <w:br/>
-        <w:t>''A poor man can't afford a $ 100-an-hour shrink, but he can afford a $ 3.60 six pack - at least he can for now.''</w:t>
+        <w:t>The 50 window air conditioners are the first spoils of Edgewood's long fight for equal educational funding.</w:t>
         <w:br/>
-        <w:t>In this working-class neighborhood on the city's south side, proposed increases in the federal excise tax on beer are a sign that politicians appear to have lost touch with the common man.</w:t>
+        <w:t>''We undertook a battle that many people said we wouldn't win,'' says James Vasquez, 56, superintendent of Edgewood Independent School District. ''But we're stubborn people, proud people. A little backwater district like Edgewood has led the fight for better education in Texas.''</w:t>
         <w:br/>
-        <w:t>''Why don't they tax diamonds and furs and foreign stuff?'' asks construction worker George Bertanelli, 42.  ''If you can afford that kind of thing, paying more taxes isn't going to bother you.''</w:t>
+        <w:t>The district, with 25 schools and 15,000 pupils, most of them Hispanic, is getting $ 6 million more from the state this year after winning a landmark case to change school financing.</w:t>
         <w:br/>
-        <w:t>In fact, taxes on luxury items are being considered as part of deficit reduction.</w:t>
+        <w:t>The state Supreme Court ruled unanimously last fall that the school funding system was unconstitutional and ordered the Legislature to fix it.</w:t>
         <w:br/>
-        <w:t>As for beer, taxes could double or more, from the current 16 cents a six- pack.</w:t>
+        <w:t>Edgewood and other school systems had sued, saying the state's 100 poorest districts had an average of $ 2,978 per pupil a year, compared with $ 7,233 in the 100 wealthiest.</w:t>
         <w:br/>
-        <w:t>Beer taxes haven't increased since 1951. And Anheuser-Busch Cos. is tapping populist resentment with its ''Can the Beer Tax'' campaign.</w:t>
+        <w:t>Such disparities have been found elsewhere. In June, New Jersey became the 12th state where courts overturned school financing systems. Nine more states have cases pending, and the 1990s may bring the battle to other spots.</w:t>
         <w:br/>
-        <w:t>The campaign, launched on television and in newspapers in July, has produced results: more than 1 million letters sent to Congress and more than 1 million signatures on can-the-beer-tax petitions, says spokesman Pete Faur.</w:t>
+        <w:t>''Recent victories by plaintiffs in Montana, Texas, Kentucky and New Jersey have inspired poor school districts to attempt to seek similar decisions from their respective state courts,'' says Arthur Wise, author of a report called ''Rich Schools, Poor Schools.''</w:t>
         <w:br/>
-        <w:t>''A wealthy individual in this country can pay dues at three country clubs, buy his wife a fur coat for her birthday and a diamond necklace for Christmas, then sell some stocks and bonds to pay for it all - and he won't pay a cent in federal excise taxes,'' says Stephen Lamright, a brewery vice president.</w:t>
+        <w:t>Nowhere has the fight required more vigilance than in Texas, where old ways are pitted against a skyrocketing Hispanic population that is beginning to assert itself.</w:t>
         <w:br/>
-        <w:t>Desiree Schuster, 64, a St. Louis homemaker, says that the beer tax could sound the death knell for taverns in her German-influenced neighborhood.</w:t>
+        <w:t>''It's like the death throes of a drowning man,'' says Vasquez. ''There's a lot of jerking and kicking as the old Texas fades into the sunset.''</w:t>
         <w:br/>
-        <w:t>''Twenty years ago, south St. Louis was all German, and there was a tavern on every block,'' Schuster says.</w:t>
+        <w:t>It took eight months and three special legislative sessions to work out a $ 528 million emergency funding plan.</w:t>
         <w:br/>
-        <w:t>''Now, there's one every six blocks,'' she says.</w:t>
+        <w:t>Gov. Bill Clements, who vetoed two funding bills, finally OK'd the plan after a judge said he would act like Robin Hood, taking from rich schools and giving to poor.</w:t>
         <w:br/>
-        <w:t>''The little guy doesn't have a chance.''</w:t>
+        <w:t>The plan raises the state sales tax a quarter-cent to fund poor districts without taking from well-off schools. But it fails to equalize funding.</w:t>
+        <w:br/>
+        <w:t>Rich districts get more tax money from high property values and industry. Poor districts usually have higher tax rates.</w:t>
+        <w:br/>
+        <w:t>Edgewood, a working-class area with little industry, high unemployment and home values in the $ 20,000 range, must raise its property tax rate 21% to meet its part of the plan.</w:t>
+        <w:br/>
+        <w:t>Edgewood and 12 other districts are asking the court to order the Legislature to find a better system. A ruling is due by October.</w:t>
+        <w:br/>
+        <w:t>With the new money already won, Edgewood has hiked teacher pay 8%. The rest is going for computers for fifth graders, air conditioners at Edgewood High and Stafford Elementary, science lab ventilation systems and construction at several schools.</w:t>
+        <w:br/>
+        <w:t>But there are few foreign language classes at the three high schools, and and sports facilities are inadequate.</w:t>
+        <w:br/>
+        <w:t>Teachers say shortcomings are obvious to students when they go to other schools for academic and sports contests.</w:t>
+        <w:br/>
+        <w:t>''They ask, 'Why don't we have tennis courts, why don't we have a track, why don't we have a complete football field?' '' says Margaret Arevalo, who has taught math for 17 years in the district.</w:t>
+        <w:br/>
+        <w:t>Parents first sued in 1968, claiming the Texas public school funding system was unconstitutional. The U.S. Supreme Court ruled the U.S. Constitution doesn't address equal education.</w:t>
+        <w:br/>
+        <w:t>But the Texas Constitution guarantees an ''efficient system of education,'' and in 1984, Edgewood took it to state court.</w:t>
+        <w:br/>
+        <w:t>Says Demetrio Rodriguez, 64, whose name was on the initial federal suit: ''We're pioneers in bringing out the problems of school funding. But we're not through. … Education belongs to all the citizens of Texas, not just rich ones.''</w:t>
+        <w:br/>
+        <w:t>Contributing: Anne Carey.</w:t>
         <w:br/>
         <w:br/>
         <w:t>Notes</w:t>
         <w:br/>
         <w:br/>
-        <w:t>Ribbon Label; WHITTLING THE DEFICIT, RACING THE CLOCK; 1 FIRST; 4 FINAL</w:t>
+        <w:t>Accompanying story; Heat is up, violence too, as schools open doors</w:t>
+        <w:br/>
+        <w:br/>
+        <w:t>Graphic</w:t>
+        <w:br/>
+        <w:br/>
+        <w:t xml:space="preserve"> </w:t>
+        <w:br/>
+        <w:t>b/w, Marty Baumann, USA TODAY (map, Texas); PHOTO; b/w, Bill Albrecht (James Vasquez)</w:t>
+        <w:br/>
+        <w:t xml:space="preserve"> </w:t>
+        <w:br/>
+        <w:t>CUTLINE: MORE TO GO AROUND: Edgewood school Superintendent James Vasquez stands at Hoelscher Elementary School, where new funding is being used for construction.</w:t>
       </w:r>
     </w:p>
     <w:sectPr>

--- a/example_articles/states/Texas/4.states_Texas_Other_publisher.docx
+++ b/example_articles/states/Texas/4.states_Texas_Other_publisher.docx
@@ -7,9 +7,7 @@
         <w:pStyle w:val="Heading1"/>
       </w:pPr>
       <w:r>
-        <w:t>Texas school earns its 'cool';</w:t>
-        <w:br/>
-        <w:t>District sees hope in fairer funding plan</w:t>
+        <w:t>Super heavyweight Henry weighs in as one to watch</w:t>
       </w:r>
     </w:p>
     <w:p>
@@ -19,17 +17,17 @@
     </w:p>
     <w:p>
       <w:r>
-        <w:t>Date: 1990-08-28</w:t>
+        <w:t>Date: 1993-07-27</w:t>
       </w:r>
     </w:p>
     <w:p>
       <w:r>
-        <w:t>Section: NEWS; Pg. 3A</w:t>
+        <w:t>Section: SPORTS; Pg. 8C</w:t>
       </w:r>
     </w:p>
     <w:p>
       <w:r>
-        <w:t>Source file: Other publishers/Files (500) (25).DOCX</w:t>
+        <w:t>Source file: Other publishers/Files (500) (21).DOCX</w:t>
       </w:r>
     </w:p>
     <w:p>
@@ -51,61 +49,41 @@
     </w:p>
     <w:p>
       <w:r>
-        <w:t>A red-and-white banner boasting ''This School is Cool'' over the entrance to Edgewood High will have new meaning to the 1,200 students arriving for the start of classes today.</w:t>
+        <w:t>As usual, Mark Henry is the big story at the U.S. Olympic Festival - but not as big as he used to be.</w:t>
         <w:br/>
-        <w:t>Built in 1954, Edgewood is getting its first air conditioning, and just in time: Today's forecast is for a high near 98.</w:t>
+        <w:t>At his first Festival in 1991, the native Texan was 412 pounds and a newcomer to weightlifting.</w:t>
         <w:br/>
-        <w:t>The 50 window air conditioners are the first spoils of Edgewood's long fight for equal educational funding.</w:t>
+        <w:t>Henry, 22, is now 365, give or take a few pounds. Yet this is the only statistic in the Henry file that has diminished in two years.</w:t>
         <w:br/>
-        <w:t>''We undertook a battle that many people said we wouldn't win,'' says James Vasquez, 56, superintendent of Edgewood Independent School District. ''But we're stubborn people, proud people. A little backwater district like Edgewood has led the fight for better education in Texas.''</w:t>
+        <w:t>Whether eating or competing, Henry is drawing second looks as never before. With few expectations to worry about, the super heavyweight went to the 1992 Summer Olympics in Barcelona, finished 10th and had a great time.</w:t>
         <w:br/>
-        <w:t>The district, with 25 schools and 15,000 pupils, most of them Hispanic, is getting $ 6 million more from the state this year after winning a landmark case to change school financing.</w:t>
+        <w:t>"It was fun meeting other (weightlifters) and hearing them say they've been following me just like I'd been following them," Henry says.</w:t>
         <w:br/>
-        <w:t>The state Supreme Court ruled unanimously last fall that the school funding system was unconstitutional and ordered the Legislature to fix it.</w:t>
+        <w:t>Despite Henry's quick wit and perpetual grin, he is nothing less than a man on a mission toward the 1996 Olympics, where he is believed capable of the first U.S. weightlifting gold medal in 36 years.</w:t>
         <w:br/>
-        <w:t>Edgewood and other school systems had sued, saying the state's 100 poorest districts had an average of $ 2,978 per pupil a year, compared with $ 7,233 in the 100 wealthiest.</w:t>
+        <w:t>Part of that quest was fulfilled last May when Henry won his first national championship, managing a personal-best total of 848.75 pounds - 33 better than the qualifying standard for the upcoming World Championships.</w:t>
         <w:br/>
-        <w:t>Such disparities have been found elsewhere. In June, New Jersey became the 12th state where courts overturned school financing systems. Nine more states have cases pending, and the 1990s may bring the battle to other spots.</w:t>
+        <w:t>"Our main intention is to peak for the World Championships this November in (Melbourne) Australia," says Henry, born and reared in the southeastern Texas town of Silsbee.</w:t>
         <w:br/>
-        <w:t>''Recent victories by plaintiffs in Montana, Texas, Kentucky and New Jersey have inspired poor school districts to attempt to seek similar decisions from their respective state courts,'' says Arthur Wise, author of a report called ''Rich Schools, Poor Schools.''</w:t>
+        <w:t>He rattles off the names of the world's best super heavyweights, noting he'll "have to come up quite a bit" (in total weight lifted) to join their ranks. National team coach and former Romanian Olympic bronze medalist Dragomir Cioroslan expresses little doubt Henry is headed in that direction.</w:t>
         <w:br/>
-        <w:t>Nowhere has the fight required more vigilance than in Texas, where old ways are pitted against a skyrocketing Hispanic population that is beginning to assert itself.</w:t>
+        <w:t>Henry says he was hoping to eclipse personal and Festival records this week, but that was before he stretched tendons in his right knee two weeks ago while attempting a record clean-and-jerk of 496 pounds in practice.</w:t>
         <w:br/>
-        <w:t>''It's like the death throes of a drowning man,'' says Vasquez. ''There's a lot of jerking and kicking as the old Texas fades into the sunset.''</w:t>
+        <w:t>Although resting was advised, eight family members from Silsbee were scheduled to drive to San Antonio to see him compete. Henry didn't want to let them down. Family matters matter to Henry, raised in a tight-knit, working-class community by his mother, Barbara. He was 13 when his father died.</w:t>
         <w:br/>
-        <w:t>It took eight months and three special legislative sessions to work out a $ 528 million emergency funding plan.</w:t>
+        <w:t>Is further injury at risk? "Yes," Henry says, "but I had already made a commitment, so I'm going to lift whether it hurts me or not."</w:t>
         <w:br/>
-        <w:t>Gov. Bill Clements, who vetoed two funding bills, finally OK'd the plan after a judge said he would act like Robin Hood, taking from rich schools and giving to poor.</w:t>
+        <w:t>Persistence is a Henry trademark. He even applies it to other sports on occasion. Some witnesses say Henry can dunk. "It's been known for me to dunk, but it remains to be seen," says Henry, flashing a smile. "Every time the cameras start rolling, I just choke."</w:t>
         <w:br/>
-        <w:t>The plan raises the state sales tax a quarter-cent to fund poor districts without taking from well-off schools. But it fails to equalize funding.</w:t>
+        <w:t>No such problem plagues Henry at the training table, where he consumes 5,000 daily calories and puts away as many as five baked potatoes with little effort. Oddly enough, he skips breakfast.</w:t>
         <w:br/>
-        <w:t>Rich districts get more tax money from high property values and industry. Poor districts usually have higher tax rates.</w:t>
-        <w:br/>
-        <w:t>Edgewood, a working-class area with little industry, high unemployment and home values in the $ 20,000 range, must raise its property tax rate 21% to meet its part of the plan.</w:t>
-        <w:br/>
-        <w:t>Edgewood and 12 other districts are asking the court to order the Legislature to find a better system. A ruling is due by October.</w:t>
-        <w:br/>
-        <w:t>With the new money already won, Edgewood has hiked teacher pay 8%. The rest is going for computers for fifth graders, air conditioners at Edgewood High and Stafford Elementary, science lab ventilation systems and construction at several schools.</w:t>
-        <w:br/>
-        <w:t>But there are few foreign language classes at the three high schools, and and sports facilities are inadequate.</w:t>
-        <w:br/>
-        <w:t>Teachers say shortcomings are obvious to students when they go to other schools for academic and sports contests.</w:t>
-        <w:br/>
-        <w:t>''They ask, 'Why don't we have tennis courts, why don't we have a track, why don't we have a complete football field?' '' says Margaret Arevalo, who has taught math for 17 years in the district.</w:t>
-        <w:br/>
-        <w:t>Parents first sued in 1968, claiming the Texas public school funding system was unconstitutional. The U.S. Supreme Court ruled the U.S. Constitution doesn't address equal education.</w:t>
-        <w:br/>
-        <w:t>But the Texas Constitution guarantees an ''efficient system of education,'' and in 1984, Edgewood took it to state court.</w:t>
-        <w:br/>
-        <w:t>Says Demetrio Rodriguez, 64, whose name was on the initial federal suit: ''We're pioneers in bringing out the problems of school funding. But we're not through. … Education belongs to all the citizens of Texas, not just rich ones.''</w:t>
-        <w:br/>
-        <w:t>Contributing: Anne Carey.</w:t>
+        <w:t>"I'm in perfect health," he says. "I have 18% body fat, which is incredibly good for my size. Doctors always want to check my blood pressure three or four times. It's normal, and they find it hard to believe."</w:t>
         <w:br/>
         <w:br/>
         <w:t>Notes</w:t>
         <w:br/>
         <w:br/>
-        <w:t>Accompanying story; Heat is up, violence too, as schools open doors</w:t>
+        <w:t>OLYMPIC FESTIVAL</w:t>
         <w:br/>
         <w:br/>
         <w:t>Graphic</w:t>
@@ -113,11 +91,7 @@
         <w:br/>
         <w:t xml:space="preserve"> </w:t>
         <w:br/>
-        <w:t>b/w, Marty Baumann, USA TODAY (map, Texas); PHOTO; b/w, Bill Albrecht (James Vasquez)</w:t>
-        <w:br/>
-        <w:t xml:space="preserve"> </w:t>
-        <w:br/>
-        <w:t>CUTLINE: MORE TO GO AROUND: Edgewood school Superintendent James Vasquez stands at Hoelscher Elementary School, where new funding is being used for construction.</w:t>
+        <w:t>PHOTO, color, Robert Hanashiro, USA TODAY</w:t>
       </w:r>
     </w:p>
     <w:sectPr>
